--- a/documents/Health_Policy/STROBE_checklist_Health_Policy_EN.docx
+++ b/documents/Health_Policy/STROBE_checklist_Health_Policy_EN.docx
@@ -1884,7 +1884,7 @@
               <w:rPr>
                 <w:sz w:val="18"/>
               </w:rPr>
-              <w:t>Table 2 column 'n'</w:t>
+              <w:t>Table 1 column 'n'</w:t>
             </w:r>
           </w:p>
         </w:tc>
@@ -1898,7 +1898,7 @@
               <w:rPr>
                 <w:sz w:val="18"/>
               </w:rPr>
-              <w:t>10</w:t>
+              <w:t>8</w:t>
             </w:r>
           </w:p>
         </w:tc>
@@ -2028,7 +2028,7 @@
               <w:rPr>
                 <w:sz w:val="18"/>
               </w:rPr>
-              <w:t>Results, '3.2 Multilevel model and university hospital effect'; Table 3 (mixed-effects coefficients with 95% confidence intervals)</w:t>
+              <w:t>Results, '3.2 Multilevel model and university hospital effect'; Table 2 (mixed-effects coefficients with 95% confidence intervals)</w:t>
             </w:r>
           </w:p>
         </w:tc>
@@ -2042,6 +2042,7 @@
               <w:rPr>
                 <w:sz w:val="18"/>
               </w:rPr>
+              <w:t>10</w:t>
             </w:r>
           </w:p>
         </w:tc>
@@ -2098,7 +2099,7 @@
               <w:rPr>
                 <w:sz w:val="18"/>
               </w:rPr>
-              <w:t>Figure 1 and Figure 2 legends (quintile shading)</w:t>
+              <w:t>Figure 1 and Figure 2 (quintile shading)</w:t>
             </w:r>
           </w:p>
         </w:tc>
@@ -2112,6 +2113,7 @@
               <w:rPr>
                 <w:sz w:val="18"/>
               </w:rPr>
+              <w:t>8, 12</w:t>
             </w:r>
           </w:p>
         </w:tc>

--- a/documents/Health_Policy/STROBE_checklist_Health_Policy_EN.docx
+++ b/documents/Health_Policy/STROBE_checklist_Health_Policy_EN.docx
@@ -2113,7 +2113,7 @@
               <w:rPr>
                 <w:sz w:val="18"/>
               </w:rPr>
-              <w:t>8, 12</w:t>
+              <w:t>9, 12</w:t>
             </w:r>
           </w:p>
         </w:tc>
